--- a/documents/demo-scripts/17_Catalog_Glossary_Agent.docx
+++ b/documents/demo-scripts/17_Catalog_Glossary_Agent.docx
@@ -725,7 +725,7 @@
             </w:pPr>
             <w:r>
               <w:rPr>
-                <w:rFonts w:ascii="Consolas" w:cs="Consolas" w:eastAsia="Consolas" w:hAnsi="Consolas"/>
+                <w:rFonts w:ascii="Inter" w:cs="Inter" w:eastAsia="Inter" w:hAnsi="Inter"/>
                 <w:color w:val="54565A"/>
                 <w:sz w:val="20"/>
                 <w:szCs w:val="20"/>
@@ -911,7 +911,7 @@
             </w:pPr>
             <w:r>
               <w:rPr>
-                <w:rFonts w:ascii="Consolas" w:cs="Consolas" w:eastAsia="Consolas" w:hAnsi="Consolas"/>
+                <w:rFonts w:ascii="Inter" w:cs="Inter" w:eastAsia="Inter" w:hAnsi="Inter"/>
                 <w:color w:val="54565A"/>
                 <w:sz w:val="20"/>
                 <w:szCs w:val="20"/>
@@ -1097,7 +1097,7 @@
             </w:pPr>
             <w:r>
               <w:rPr>
-                <w:rFonts w:ascii="Consolas" w:cs="Consolas" w:eastAsia="Consolas" w:hAnsi="Consolas"/>
+                <w:rFonts w:ascii="Inter" w:cs="Inter" w:eastAsia="Inter" w:hAnsi="Inter"/>
                 <w:color w:val="54565A"/>
                 <w:sz w:val="20"/>
                 <w:szCs w:val="20"/>
